--- a/Files/06 - Yom Tov/13 - Shmini Atzeres/5786/Shmini Atzeres (1)/Shmini Atzeres (1) 5786.docx
+++ b/Files/06 - Yom Tov/13 - Shmini Atzeres/5786/Shmini Atzeres (1)/Shmini Atzeres (1) 5786.docx
@@ -873,7 +873,7 @@
         <w:rPr>
           <w:rFonts w:ascii="Times New Roman" w:hAnsi="Times New Roman" w:cs="Times New Roman"/>
         </w:rPr>
-        <w:t>s a very nice way of showing the</w:t>
+        <w:t xml:space="preserve">s a very nice way of showing the </w:t>
       </w:r>
       <w:r>
         <w:rPr>

--- a/Files/06 - Yom Tov/13 - Shmini Atzeres/5786/Shmini Atzeres (1)/Shmini Atzeres (1) 5786.docx
+++ b/Files/06 - Yom Tov/13 - Shmini Atzeres/5786/Shmini Atzeres (1)/Shmini Atzeres (1) 5786.docx
@@ -386,7 +386,19 @@
         <w:rPr>
           <w:rFonts w:ascii="Times New Roman" w:hAnsi="Times New Roman" w:cs="Times New Roman"/>
         </w:rPr>
-        <w:t>” They said “</w:t>
+        <w:t>” They said</w:t>
+      </w:r>
+      <w:r>
+        <w:rPr>
+          <w:rFonts w:ascii="Times New Roman" w:hAnsi="Times New Roman" w:cs="Times New Roman"/>
+        </w:rPr>
+        <w:t>,</w:t>
+      </w:r>
+      <w:r>
+        <w:rPr>
+          <w:rFonts w:ascii="Times New Roman" w:hAnsi="Times New Roman" w:cs="Times New Roman"/>
+        </w:rPr>
+        <w:t xml:space="preserve"> “</w:t>
       </w:r>
       <w:r>
         <w:rPr>
@@ -873,7 +885,7 @@
         <w:rPr>
           <w:rFonts w:ascii="Times New Roman" w:hAnsi="Times New Roman" w:cs="Times New Roman"/>
         </w:rPr>
-        <w:t xml:space="preserve">s a very nice way of showing the </w:t>
+        <w:t>s a very nice way of showing the</w:t>
       </w:r>
       <w:r>
         <w:rPr>

--- a/Files/06 - Yom Tov/13 - Shmini Atzeres/5786/Shmini Atzeres (1)/Shmini Atzeres (1) 5786.docx
+++ b/Files/06 - Yom Tov/13 - Shmini Atzeres/5786/Shmini Atzeres (1)/Shmini Atzeres (1) 5786.docx
@@ -319,6 +319,12 @@
           <w:rFonts w:ascii="Times New Roman" w:hAnsi="Times New Roman" w:cs="Times New Roman"/>
         </w:rPr>
         <w:t>” They said</w:t>
+      </w:r>
+      <w:r>
+        <w:rPr>
+          <w:rFonts w:ascii="Times New Roman" w:hAnsi="Times New Roman" w:cs="Times New Roman"/>
+        </w:rPr>
+        <w:t>,</w:t>
       </w:r>
       <w:r>
         <w:rPr>

--- a/Files/06 - Yom Tov/13 - Shmini Atzeres/5786/Shmini Atzeres (1)/Shmini Atzeres (1) 5786.docx
+++ b/Files/06 - Yom Tov/13 - Shmini Atzeres/5786/Shmini Atzeres (1)/Shmini Atzeres (1) 5786.docx
@@ -891,7 +891,7 @@
         <w:rPr>
           <w:rFonts w:ascii="Times New Roman" w:hAnsi="Times New Roman" w:cs="Times New Roman"/>
         </w:rPr>
-        <w:t>s a very nice way of showing the</w:t>
+        <w:t xml:space="preserve">s a very nice way of showing the </w:t>
       </w:r>
       <w:r>
         <w:rPr>

--- a/Files/06 - Yom Tov/13 - Shmini Atzeres/5786/Shmini Atzeres (1)/Shmini Atzeres (1) 5786.docx
+++ b/Files/06 - Yom Tov/13 - Shmini Atzeres/5786/Shmini Atzeres (1)/Shmini Atzeres (1) 5786.docx
@@ -306,7 +306,19 @@
         <w:rPr>
           <w:rFonts w:ascii="Times New Roman" w:hAnsi="Times New Roman" w:cs="Times New Roman"/>
         </w:rPr>
-        <w:t>them “W</w:t>
+        <w:t>them</w:t>
+      </w:r>
+      <w:r>
+        <w:rPr>
+          <w:rFonts w:ascii="Times New Roman" w:hAnsi="Times New Roman" w:cs="Times New Roman"/>
+        </w:rPr>
+        <w:t>,</w:t>
+      </w:r>
+      <w:r>
+        <w:rPr>
+          <w:rFonts w:ascii="Times New Roman" w:hAnsi="Times New Roman" w:cs="Times New Roman"/>
+        </w:rPr>
+        <w:t xml:space="preserve"> “W</w:t>
       </w:r>
       <w:r>
         <w:rPr>
@@ -891,7 +903,7 @@
         <w:rPr>
           <w:rFonts w:ascii="Times New Roman" w:hAnsi="Times New Roman" w:cs="Times New Roman"/>
         </w:rPr>
-        <w:t xml:space="preserve">s a very nice way of showing the </w:t>
+        <w:t>s a very nice way of showing the</w:t>
       </w:r>
       <w:r>
         <w:rPr>

--- a/Files/06 - Yom Tov/13 - Shmini Atzeres/5786/Shmini Atzeres (1)/Shmini Atzeres (1) 5786.docx
+++ b/Files/06 - Yom Tov/13 - Shmini Atzeres/5786/Shmini Atzeres (1)/Shmini Atzeres (1) 5786.docx
@@ -903,7 +903,7 @@
         <w:rPr>
           <w:rFonts w:ascii="Times New Roman" w:hAnsi="Times New Roman" w:cs="Times New Roman"/>
         </w:rPr>
-        <w:t>s a very nice way of showing the</w:t>
+        <w:t xml:space="preserve">s a very nice way of showing the </w:t>
       </w:r>
       <w:r>
         <w:rPr>
